--- a/CV.docx
+++ b/CV.docx
@@ -42,35 +42,46 @@
         <w:jc w:val="center"/>
       </w:pPr>
       <w:r>
-        <w:rPr>
-          <w:rFonts w:ascii="Calibri" w:cs="Calibri" w:eastAsia="Calibri" w:hAnsi="Calibri"/>
-          <w:sz w:val="19"/>
-          <w:szCs w:val="19"/>
-        </w:rPr>
         <w:t xml:space="preserve">Abu Dhabi, UAE  |  </w:t>
       </w:r>
-      <w:r>
-        <w:rPr>
-          <w:rFonts w:ascii="Calibri" w:cs="Calibri" w:eastAsia="Calibri" w:hAnsi="Calibri"/>
-          <w:sz w:val="19"/>
-          <w:szCs w:val="19"/>
-        </w:rPr>
-        <w:t xml:space="preserve">rumanasultana111@gmail.com</w:t>
-      </w:r>
+      <w:hyperlink r:id="rId8">
+        <w:r>
+          <w:rPr>
+            <w:color w:val="0563C1"/>
+            <w:u w:val="single"/>
+          </w:rPr>
+          <w:t>rumanasultana111@gmail.com</w:t>
+        </w:r>
+      </w:hyperlink>
+      <w:r/>
     </w:p>
     <w:p>
       <w:pPr>
         <w:spacing w:after="60"/>
         <w:jc w:val="center"/>
       </w:pPr>
-      <w:r>
-        <w:rPr>
-          <w:rFonts w:ascii="Calibri" w:cs="Calibri" w:eastAsia="Calibri" w:hAnsi="Calibri"/>
-          <w:sz w:val="19"/>
-          <w:szCs w:val="19"/>
-        </w:rPr>
-        <w:t xml:space="preserve">UAE: +971 52 824 4883  |  India: +91 89511 16881</w:t>
-      </w:r>
+      <w:hyperlink r:id="rId9">
+        <w:r>
+          <w:rPr>
+            <w:color w:val="0563C1"/>
+            <w:u w:val="single"/>
+          </w:rPr>
+          <w:t>+971 52 824 4883</w:t>
+        </w:r>
+      </w:hyperlink>
+      <w:r>
+        <w:t xml:space="preserve">UAE: +971 52 824 4883  |  India: </w:t>
+      </w:r>
+      <w:hyperlink r:id="rId10">
+        <w:r>
+          <w:rPr>
+            <w:color w:val="0563C1"/>
+            <w:u w:val="single"/>
+          </w:rPr>
+          <w:t>+91 89511 16881</w:t>
+        </w:r>
+      </w:hyperlink>
+      <w:r/>
     </w:p>
     <w:p>
       <w:pPr>
@@ -93,14 +104,17 @@
         <w:jc w:val="center"/>
       </w:pPr>
       <w:r>
-        <w:rPr>
-          <w:rFonts w:ascii="Calibri" w:cs="Calibri" w:eastAsia="Calibri" w:hAnsi="Calibri"/>
-          <w:color w:val="1F4E5C"/>
-          <w:sz w:val="19"/>
-          <w:szCs w:val="19"/>
-        </w:rPr>
-        <w:t xml:space="preserve">Portfolio: rumanasultana111.github.io/Professional</w:t>
-      </w:r>
+        <w:t xml:space="preserve">Portfolio: </w:t>
+      </w:r>
+      <w:hyperlink r:id="rId11">
+        <w:r>
+          <w:rPr>
+            <w:color w:val="0563C1"/>
+            <w:u w:val="single"/>
+          </w:rPr>
+          <w:t>rumanasultana111.github.io/Professional</w:t>
+        </w:r>
+      </w:hyperlink>
     </w:p>
     <w:p>
       <w:pPr>
@@ -463,16 +477,17 @@
         <w:spacing w:after="100"/>
       </w:pPr>
       <w:r>
-        <w:rPr>
-          <w:rFonts w:ascii="Calibri" w:cs="Calibri" w:eastAsia="Calibri" w:hAnsi="Calibri"/>
-          <w:i/>
-          <w:iCs/>
-          <w:color w:val="595959"/>
-          <w:sz w:val="19"/>
-          <w:szCs w:val="19"/>
-        </w:rPr>
-        <w:t xml:space="preserve">Certificates viewable at: rumanasultana111.github.io/Professional</w:t>
-      </w:r>
+        <w:t xml:space="preserve">Certificates viewable at: </w:t>
+      </w:r>
+      <w:hyperlink r:id="rId11">
+        <w:r>
+          <w:rPr>
+            <w:color w:val="0563C1"/>
+            <w:u w:val="single"/>
+          </w:rPr>
+          <w:t>rumanasultana111.github.io/Professional</w:t>
+        </w:r>
+      </w:hyperlink>
     </w:p>
     <w:p>
       <w:pPr>

--- a/CV.docx
+++ b/CV.docx
@@ -42,7 +42,7 @@
         <w:jc w:val="center"/>
       </w:pPr>
       <w:r>
-        <w:t xml:space="preserve">Abu Dhabi, UAE  |  </w:t>
+        <w:t xml:space="preserve">Mysore, Karnataka, India  |  </w:t>
       </w:r>
       <w:hyperlink r:id="rId8">
         <w:r>
@@ -66,11 +66,11 @@
             <w:color w:val="0563C1"/>
             <w:u w:val="single"/>
           </w:rPr>
-          <w:t>+971 52 824 4883</w:t>
+          <w:t>+91 89511 16881</w:t>
         </w:r>
       </w:hyperlink>
       <w:r>
-        <w:t xml:space="preserve">UAE: +971 52 824 4883  |  India: </w:t>
+        <w:t xml:space="preserve">India: +91 89511 16881  |  </w:t>
       </w:r>
       <w:hyperlink r:id="rId10">
         <w:r>
